--- a/CURSOVA/OOP 2026 1Kurs/CURSOVA/Коваль Олександр Дмитрович.docx
+++ b/CURSOVA/OOP 2026 1Kurs/CURSOVA/Коваль Олександр Дмитрович.docx
@@ -308,6 +308,7 @@
           <w:rFonts w:ascii="Times New Roman" w:hAnsi="Times New Roman" w:cs="Times New Roman"/>
           <w:sz w:val="28"/>
           <w:szCs w:val="28"/>
+          <w:lang w:val="en-US"/>
         </w:rPr>
       </w:pPr>
       <w:r>
@@ -326,6 +327,17 @@
         </w:rPr>
         <w:t>СТУП</w:t>
       </w:r>
+    </w:p>
+    <w:p>
+      <w:pPr>
+        <w:jc w:val="center"/>
+        <w:rPr>
+          <w:rFonts w:ascii="Times New Roman" w:hAnsi="Times New Roman" w:cs="Times New Roman"/>
+          <w:sz w:val="28"/>
+          <w:szCs w:val="28"/>
+          <w:lang w:val="en-US"/>
+        </w:rPr>
+      </w:pPr>
     </w:p>
     <w:p>
       <w:pPr>
@@ -454,7 +466,7 @@
           <w:sz w:val="28"/>
           <w:szCs w:val="28"/>
         </w:rPr>
-        <w:t xml:space="preserve"> мислення» та повністю розсіює власну увагу в нескінченних потоках низькоякісного, швидкого розважального контенту. Суспільство поступово забуває, що Давній Рим славився </w:t>
+        <w:t xml:space="preserve"> мислення» та повністю розсіює власну увагу в нескінченних потоках низькоякісного, швидкого </w:t>
       </w:r>
       <w:r>
         <w:rPr>
@@ -463,7 +475,7 @@
           <w:szCs w:val="28"/>
         </w:rPr>
         <w:lastRenderedPageBreak/>
-        <w:t xml:space="preserve">не тільки видатними філософами, талановитими архітекторами, правознавцями і науковцями, а й, на свій час, найбільш розвинутою та ефективною мілітаризованою сферою. Це була система з надзвичайно чіткою, бездоганно налагодженою військовою та суспільною ієрархією, залізною дисципліною та передовим стратегічним плануванням, яке дозволило побудувати одну з найвеличніших імперій в історії. Державні інституції та традиційні освітні заклади продовжують нести величезні витрати коштів на друк консервативних підручників та підтримку застарілих </w:t>
+        <w:t xml:space="preserve">розважального контенту. Суспільство поступово забуває, що Давній Рим славився не тільки видатними філософами, талановитими архітекторами, правознавцями і науковцями, а й, на свій час, найбільш розвинутою та ефективною мілітаризованою сферою. Це була система з надзвичайно чіткою, бездоганно налагодженою військовою та суспільною ієрархією, залізною дисципліною та передовим стратегічним плануванням, яке дозволило побудувати одну з найвеличніших імперій в історії. Державні інституції та традиційні освітні заклади продовжують нести величезні витрати коштів на друк консервативних підручників та підтримку застарілих </w:t>
       </w:r>
       <w:proofErr w:type="spellStart"/>
       <w:r>
@@ -501,7 +513,7 @@
           <w:sz w:val="28"/>
           <w:szCs w:val="28"/>
         </w:rPr>
-        <w:t xml:space="preserve">Можливість застосування сучасних ІТ у проблемі, що розглядається, відкриває абсолютно нові, безмежні горизонти для інноваційних освітніх підходів. Замість пасивного споживання сухого текстового матеріалу, ми маємо унікальну можливість використати всю потужність об'єктно-орієнтованого програмування для створення інтерактивної форми ознайомлення. Розробка динамічної стратегічної гри або навчального симулятора дозволяє перевести складний історичний контекст у зрозумілу та захопливу площину. Програмне середовище надає інструментарій для детального моделювання архітектури, економіки та життєдіяльності римського військового табору. З інфраструктурної точки зору, така програмна система органічно спирається на глобальні макрооб'єкти: «Джерело руди» забезпечуватиме економічне підґрунтя та критично важливу ресурсну базу для розвитку, центральна «База» відповідатиме за логістику, управління та генерацію нових одиниць, а «Башта» формуватиме неприступний оборонний периметр та надаватиме тактичну перевагу. З іншого боку, деталізація ігрових процесів реалізовуватиметься через мікрооб'єкти, які ідеально репрезентують римську військову ієрархію: від базового «Воїна» (легіонера), через тактично підготовленого «Центуріона», і аж до елітного «Преторіанця». Користувач отримує можливість безпосередньо взаємодіяти з цією багаторівневою системою, керувати </w:t>
+        <w:t xml:space="preserve">Можливість застосування сучасних ІТ у проблемі, що розглядається, відкриває абсолютно нові, безмежні горизонти для інноваційних освітніх підходів. Замість пасивного споживання сухого текстового матеріалу, ми маємо унікальну можливість використати всю потужність об'єктно-орієнтованого програмування для створення інтерактивної форми ознайомлення. Розробка динамічної стратегічної гри або навчального симулятора дозволяє перевести складний історичний контекст у зрозумілу та захопливу площину. Програмне середовище надає інструментарій для детального моделювання архітектури, економіки та життєдіяльності римського військового табору. З інфраструктурної точки зору, така програмна система органічно спирається на глобальні макрооб'єкти: «Джерело руди» забезпечуватиме економічне підґрунтя та критично важливу ресурсну базу для розвитку, центральна «База» відповідатиме за логістику, управління та генерацію нових одиниць, а «Башта» формуватиме неприступний оборонний периметр та надаватиме тактичну перевагу. З іншого боку, деталізація ігрових процесів реалізовуватиметься через мікрооб'єкти, які ідеально репрезентують римську військову ієрархію: від базового «Воїна» (легіонера), через тактично підготовленого «Центуріона», і аж до елітного «Преторіанця». Користувач отримує </w:t>
       </w:r>
       <w:r>
         <w:rPr>
@@ -510,7 +522,7 @@
           <w:szCs w:val="28"/>
         </w:rPr>
         <w:lastRenderedPageBreak/>
-        <w:t>розподілом ресурсів, розробляти власні стратегії та аналізувати наслідки прийнятих рішень. Через такий захопливий ігровий процес молодь підсвідомо засвоює складні принципи римської організації, що робить вивчення історії максимально ефективним та живим.</w:t>
+        <w:t>можливість безпосередньо взаємодіяти з цією багаторівневою системою, керувати розподілом ресурсів, розробляти власні стратегії та аналізувати наслідки прийнятих рішень. Через такий захопливий ігровий процес молодь підсвідомо засвоює складні принципи римської організації, що робить вивчення історії максимально ефективним та живим.</w:t>
       </w:r>
     </w:p>
     <w:p>
@@ -1205,6 +1217,7 @@
   <w:style w:type="character" w:default="1" w:styleId="a0">
     <w:name w:val="Default Paragraph Font"/>
     <w:uiPriority w:val="1"/>
+    <w:semiHidden/>
     <w:unhideWhenUsed/>
   </w:style>
   <w:style w:type="table" w:default="1" w:styleId="a1">
